--- a/docs/minamiaoyama/minamiaoyama-incorporation-drafts.docx
+++ b/docs/minamiaoyama/minamiaoyama-incorporation-drafts.docx
@@ -7,7 +7,7 @@
         <w:rPr>
           <w:b/>
         </w:rPr>
-        <w:t>【ドラフト】南青山 和食店 新会社 設立書類一式（2026/09/29 チームA作成）</w:t>
+        <w:t>【ドラフト v2】南青山 和食店 新会社 設立書類一式（2026/09/29 チームA作成）</w:t>
       </w:r>
     </w:p>
     <w:p>
@@ -15,7 +15,7 @@
         <w:rPr>
           <w:b w:val="0"/>
         </w:rPr>
-        <w:t>※〔　〕は要記入です。最終版は司法書士が確認し、電子定款として公証人の認証を受けてください。前提：非公開会社（全株式に譲渡制限）・取締役会なし・取締役2名。</w:t>
+        <w:t>前提：非公開会社（全株式に譲渡制限）・取締役会なし・取締役2名。発起人（出資者）はMTRインベストメント1社で100%。資本金990万円、9月決算は仮置き。〔　〕の欄は記入が必要です。最終版は司法書士が確認し、電子定款として公証人の認証を受けてください。</w:t>
       </w:r>
     </w:p>
     <w:p>
@@ -23,7 +23,7 @@
         <w:rPr>
           <w:b w:val="0"/>
         </w:rPr>
-        <w:t>収録：①定款案 ②設立時取締役の就任承諾書（2名分） ③払込みがあったことを証する書面 ④登記すべき事項（OCR・オンライン申請用） ⑤印鑑届書の記載事項 ⑥日本政策金融公庫 創業計画書の下書き</w:t>
+        <w:t>収録：①定款案 ②就任承諾書（2名分） ③払込みがあったことを証する書面 ④登記すべき事項 ⑤印鑑届書の記載事項 ⑥公証役場・法務局への提出物チェックリスト ⑦日本政策金融公庫 創業計画書の下書き</w:t>
       </w:r>
     </w:p>
     <w:p>
@@ -242,7 +242,7 @@
         <w:rPr>
           <w:b w:val="0"/>
         </w:rPr>
-        <w:t>当会社の株式を譲渡により取得するには、株主総会の承認を受けなければならない。ただし、当会社の株主に譲渡する場合は、承認をしたものとみなす。</w:t>
+        <w:t>当会社の株式を譲渡により取得するには、株主総会の承認を受けなければならない。</w:t>
       </w:r>
     </w:p>
     <w:p>
@@ -426,7 +426,7 @@
         <w:rPr>
           <w:b w:val="0"/>
         </w:rPr>
-        <w:t>当会社の事業年度は、毎年〔　〕月1日から翌年〔　〕月末日までの年1期とする。</w:t>
+        <w:t>当会社の事業年度は、毎年〔10〕月1日から翌年〔9〕月末日までの年1期とする。（※決算月は未定。9月は仮置き）</w:t>
       </w:r>
     </w:p>
     <w:p>
@@ -466,7 +466,7 @@
         <w:rPr>
           <w:b w:val="0"/>
         </w:rPr>
-        <w:t>当会社の設立に際して出資される財産の価額は金〔9,000,000〕円とし、その全額を資本金とする。</w:t>
+        <w:t>当会社の設立に際して出資される財産の価額は金〔9,900,000〕円とし、その全額を資本金とする。（※仮置き）</w:t>
       </w:r>
     </w:p>
     <w:p>
@@ -482,7 +482,7 @@
         <w:rPr>
           <w:b w:val="0"/>
         </w:rPr>
-        <w:t>当会社の設立時発行株式の数は〔900〕株とし、1株の払込金額は金〔10,000〕円とする。</w:t>
+        <w:t>当会社の設立時発行株式の数は〔990〕株とし、1株の払込金額は金〔10,000〕円とする。</w:t>
       </w:r>
     </w:p>
     <w:p>
@@ -522,7 +522,7 @@
         <w:rPr>
           <w:b w:val="0"/>
         </w:rPr>
-        <w:t>設立時取締役　〔愛莉さん 氏名（戸籍表記）〕</w:t>
+        <w:t>設立時取締役　西洞院 愛莉</w:t>
       </w:r>
     </w:p>
     <w:p>
@@ -530,7 +530,7 @@
         <w:rPr>
           <w:b w:val="0"/>
         </w:rPr>
-        <w:t>設立時取締役　〔京介 氏名（戸籍表記）〕</w:t>
+        <w:t>設立時取締役　米山 京介</w:t>
       </w:r>
     </w:p>
     <w:p>
@@ -538,7 +538,7 @@
         <w:rPr>
           <w:b w:val="0"/>
         </w:rPr>
-        <w:t>設立時代表取締役　住所〔　　　　〕　〔愛莉さん 氏名（戸籍表記）〕</w:t>
+        <w:t>設立時代表取締役　住所 〔西洞院愛莉さんの住所（印鑑証明書どおり）〕　西洞院 愛莉</w:t>
       </w:r>
     </w:p>
     <w:p>
@@ -554,7 +554,7 @@
         <w:rPr>
           <w:b w:val="0"/>
         </w:rPr>
-        <w:t>当会社の最初の事業年度は、当会社成立の日から〔　　〕年〔　〕月末日までとする。</w:t>
+        <w:t>当会社の最初の事業年度は、当会社成立の日から〔2027〕年〔9〕月〔30〕日までとする。</w:t>
       </w:r>
     </w:p>
     <w:p>
@@ -562,7 +562,7 @@
         <w:rPr>
           <w:b/>
         </w:rPr>
-        <w:t>第24条（発起人の氏名、住所、引受株式数及び払込金額）</w:t>
+        <w:t>第24条（発起人の氏名又は名称、住所、引受株式数及び払込金額）</w:t>
       </w:r>
     </w:p>
     <w:p>
@@ -570,7 +570,7 @@
         <w:rPr>
           <w:b w:val="0"/>
         </w:rPr>
-        <w:t>発起人の氏名、住所、発起人が割当てを受ける設立時発行株式の数及びその払込金額は、次のとおりである。</w:t>
+        <w:t>発起人の名称、住所、発起人が割当てを受ける設立時発行株式の数及びその払込金額は、次のとおりである。</w:t>
       </w:r>
     </w:p>
     <w:p>
@@ -578,7 +578,7 @@
         <w:rPr>
           <w:b w:val="0"/>
         </w:rPr>
-        <w:t>住所〔　　〕　発起人 〔愛莉さん 氏名（戸籍表記）〕　〔　〕株　金〔　　〕円</w:t>
+        <w:t>〔MTRの本店所在地〕</w:t>
       </w:r>
     </w:p>
     <w:p>
@@ -586,15 +586,7 @@
         <w:rPr>
           <w:b w:val="0"/>
         </w:rPr>
-        <w:t>住所〔　　〕　発起人 〔会長個人／MTR 等・任意〕　〔　〕株　金〔　　〕円</w:t>
-      </w:r>
-    </w:p>
-    <w:p>
-      <w:r>
-        <w:rPr>
-          <w:b w:val="0"/>
-        </w:rPr>
-        <w:t>※APホールディングスは発起人・株主にしない（みなし大企業の回避）。</w:t>
+        <w:t>発起人　〔株式会社〕MTRインベストメント〔正式商号〕　990株　金9,900,000円</w:t>
       </w:r>
     </w:p>
     <w:p>
@@ -626,11 +618,13 @@
         <w:rPr>
           <w:b w:val="0"/>
         </w:rPr>
-        <w:t>〔　　〕年〔　〕月〔　〕日</w:t>
+        <w:t>〔2026〕年〔10〕月〔　〕日</w:t>
         <w:br/>
-        <w:t>発起人　〔愛莉さん 氏名（戸籍表記）〕</w:t>
+        <w:t>〔MTRの本店所在地〕</w:t>
         <w:br/>
-        <w:t>発起人　〔　　　〕</w:t>
+        <w:t>発起人　〔株式会社〕MTRインベストメント〔正式商号〕</w:t>
+        <w:br/>
+        <w:t>代表取締役　〔MTRの代表取締役 氏名〕　㊞（MTRの会社実印）</w:t>
       </w:r>
     </w:p>
     <w:p>
@@ -654,7 +648,7 @@
         <w:rPr>
           <w:b w:val="0"/>
         </w:rPr>
-        <w:t>私は、〔　　〕年〔　〕月〔　〕日、貴社の設立時取締役及び設立時代表取締役に選任されたので、その就任を承諾します。</w:t>
+        <w:t>私は、〔2026〕年〔10〕月〔　〕日、貴社の設立時取締役及び設立時代表取締役に選任されたので、その就任を承諾します。</w:t>
       </w:r>
     </w:p>
     <w:p>
@@ -662,11 +656,11 @@
         <w:rPr>
           <w:b w:val="0"/>
         </w:rPr>
-        <w:t>〔　　〕年〔　〕月〔　〕日</w:t>
+        <w:t>〔2026〕年〔10〕月〔　〕日</w:t>
         <w:br/>
-        <w:t>住所　〔印鑑証明書の記載どおり〕</w:t>
+        <w:t>住所　〔西洞院愛莉さんの住所（印鑑証明書どおり）〕</w:t>
         <w:br/>
-        <w:t>氏名　〔愛莉さん 氏名（戸籍表記）〕　㊞（個人の実印）</w:t>
+        <w:t>氏名　西洞院 愛莉　㊞（個人の実印）</w:t>
       </w:r>
     </w:p>
     <w:p>
@@ -698,7 +692,7 @@
         <w:rPr>
           <w:b w:val="0"/>
         </w:rPr>
-        <w:t>私は、〔　　〕年〔　〕月〔　〕日、貴社の設立時取締役に選任されたので、その就任を承諾します。</w:t>
+        <w:t>私は、〔2026〕年〔10〕月〔　〕日、貴社の設立時取締役に選任されたので、その就任を承諾します。</w:t>
       </w:r>
     </w:p>
     <w:p>
@@ -706,11 +700,11 @@
         <w:rPr>
           <w:b w:val="0"/>
         </w:rPr>
-        <w:t>〔　　〕年〔　〕月〔　〕日</w:t>
+        <w:t>〔2026〕年〔10〕月〔　〕日</w:t>
         <w:br/>
-        <w:t>住所　〔印鑑証明書の記載どおり〕</w:t>
+        <w:t>住所　〔米山京介の住所（印鑑証明書どおり・受領済み）〕</w:t>
         <w:br/>
-        <w:t>氏名　〔京介 氏名（戸籍表記）〕　㊞（個人の実印）</w:t>
+        <w:t>氏名　米山 京介　㊞（個人の実印）</w:t>
       </w:r>
     </w:p>
     <w:p>
@@ -744,9 +738,9 @@
         </w:rPr>
         <w:t>当会社の設立時発行株式については、以下のとおり、全額の払込みがあったことを証明します。</w:t>
         <w:br/>
-        <w:t>払込みを受けた金額の総額　金〔9,000,000〕円</w:t>
+        <w:t>払込みを受けた金額の総額　金〔9,900,000〕円</w:t>
         <w:br/>
-        <w:t>払込みを受けた株式数　〔900〕株</w:t>
+        <w:t>払込みを受けた株式数　〔990〕株</w:t>
         <w:br/>
         <w:t>1株の払込金額　金〔10,000〕円</w:t>
       </w:r>
@@ -756,11 +750,11 @@
         <w:rPr>
           <w:b w:val="0"/>
         </w:rPr>
-        <w:t>〔　　〕年〔　〕月〔　〕日</w:t>
+        <w:t>〔2026〕年〔10〕月〔　〕日</w:t>
         <w:br/>
         <w:t>株式会社〇〇〇〇（商号未定）</w:t>
         <w:br/>
-        <w:t>設立時代表取締役　〔愛莉さん 氏名（戸籍表記）〕　㊞（会社の実印）</w:t>
+        <w:t>設立時代表取締役　西洞院 愛莉　㊞（会社の実印）</w:t>
       </w:r>
     </w:p>
     <w:p>
@@ -768,7 +762,7 @@
         <w:rPr>
           <w:b w:val="0"/>
         </w:rPr>
-        <w:t>※通帳の表紙、表紙の裏（口座情報）、払込みが記帳されたページの写しを添付する。払込みは定款の認証日以降に行う。</w:t>
+        <w:t>※払込先は、発起人（MTR）名義の口座か、発起人から委任を受けた設立時取締役（西洞院愛莉）の個人口座。払込みは定款の作成日（認証日）以降に行う。通帳の表紙、表紙の裏、払込みが記帳されたページの写しを添付する。</w:t>
       </w:r>
     </w:p>
     <w:p>
@@ -829,7 +823,7 @@
         <w:rPr>
           <w:b w:val="0"/>
         </w:rPr>
-        <w:t>「発行済株式の総数」〔900〕株</w:t>
+        <w:t>「発行済株式の総数」〔990〕株</w:t>
       </w:r>
     </w:p>
     <w:p>
@@ -837,7 +831,7 @@
         <w:rPr>
           <w:b w:val="0"/>
         </w:rPr>
-        <w:t>「資本金の額」金〔900〕万円</w:t>
+        <w:t>「資本金の額」金〔990〕万円</w:t>
       </w:r>
     </w:p>
     <w:p>
@@ -845,7 +839,7 @@
         <w:rPr>
           <w:b w:val="0"/>
         </w:rPr>
-        <w:t>「株式の譲渡制限に関する規定」当会社の株式を譲渡により取得するには、株主総会の承認を受けなければならない。ただし、当会社の株主に譲渡する場合は、承認をしたものとみなす。</w:t>
+        <w:t>「株式の譲渡制限に関する規定」当会社の株式を譲渡により取得するには、株主総会の承認を受けなければならない。</w:t>
       </w:r>
     </w:p>
     <w:p>
@@ -853,7 +847,7 @@
         <w:rPr>
           <w:b w:val="0"/>
         </w:rPr>
-        <w:t>「役員に関する事項」「資格」取締役「氏名」〔愛莉さん 氏名（戸籍表記）〕</w:t>
+        <w:t>「役員に関する事項」「資格」取締役「氏名」西洞院 愛莉</w:t>
       </w:r>
     </w:p>
     <w:p>
@@ -861,7 +855,7 @@
         <w:rPr>
           <w:b w:val="0"/>
         </w:rPr>
-        <w:t>「役員に関する事項」「資格」取締役「氏名」〔京介 氏名（戸籍表記）〕</w:t>
+        <w:t>「役員に関する事項」「資格」取締役「氏名」米山 京介</w:t>
       </w:r>
     </w:p>
     <w:p>
@@ -869,7 +863,7 @@
         <w:rPr>
           <w:b w:val="0"/>
         </w:rPr>
-        <w:t>「役員に関する事項」「資格」代表取締役「住所」〔　〕「氏名」〔愛莉さん 氏名（戸籍表記）〕</w:t>
+        <w:t>「役員に関する事項」「資格」代表取締役「住所」〔西洞院愛莉さんの住所（印鑑証明書どおり）〕「氏名」西洞院 愛莉</w:t>
       </w:r>
     </w:p>
     <w:p>
@@ -885,7 +879,7 @@
         <w:rPr>
           <w:b w:val="0"/>
         </w:rPr>
-        <w:t>申請先：東京都内の商業登記の管轄法務局（23区は東京法務局本局の法人登記部門の見込み。司法書士が確認）。登録免許税：15万円（特定創業支援等事業の証明書があれば7.5万円。証明書を申請書に添付する）。</w:t>
+        <w:t>登録免許税：15万円（資本金の0.7%が最低額15万円を下回るため）。登記申請日の目標：2026年10月16日（12/1の工事発注に融資を間に合わせるため）。</w:t>
       </w:r>
     </w:p>
     <w:p>
@@ -901,7 +895,39 @@
         <w:rPr>
           <w:b w:val="0"/>
         </w:rPr>
-        <w:t>会社の実印（代表者印）を登記と同時に届け出る。届出人は代表取締役の〔愛莉さん 氏名（戸籍表記）〕。個人の実印を押し、3か月以内に発行された個人の印鑑証明書を添付する（オンライン申請なら印鑑の届出は任意）。</w:t>
+        <w:t>会社の実印（代表者印）を登記と同時に届け出る。届出人は代表取締役の西洞院 愛莉。個人の実印を押し、発行後3か月以内の個人の印鑑証明書を添付する。</w:t>
+      </w:r>
+    </w:p>
+    <w:p>
+      <w:pPr>
+        <w:pStyle w:val="Heading2"/>
+      </w:pPr>
+      <w:r>
+        <w:t>提出物チェックリスト</w:t>
+      </w:r>
+    </w:p>
+    <w:p>
+      <w:r>
+        <w:rPr>
+          <w:b w:val="0"/>
+        </w:rPr>
+        <w:t>【公証役場（定款認証）】定款（電子定款）／MTRの登記事項証明書と印鑑証明書（発行後3か月以内）／実質的支配者となるべき者の申告書（MTRの議決権の過半数を持つ個人）／司法書士への委任状（MTRの代表者印を押す）</w:t>
+      </w:r>
+    </w:p>
+    <w:p>
+      <w:r>
+        <w:rPr>
+          <w:b w:val="0"/>
+        </w:rPr>
+        <w:t>【法務局（設立登記）】設立登記申請書／認証済みの定款／就任承諾書（2名）／取締役2名の個人の印鑑証明書／払込証明書と通帳の写し／印鑑届書／登録免許税15万円</w:t>
+      </w:r>
+    </w:p>
+    <w:p>
+      <w:r>
+        <w:rPr>
+          <w:b w:val="0"/>
+        </w:rPr>
+        <w:t>【社内】AP法務のリーガルチェックとワークフロー申請（兼業・競業）／MTRで出資を決議</w:t>
       </w:r>
     </w:p>
     <w:p>
@@ -930,7 +956,7 @@
         <w:rPr>
           <w:b w:val="0"/>
         </w:rPr>
-        <w:t>〔愛莉さんの原体験・和食への想い〕。乃木坂・南青山に、カウンターを中心とした22席の和食店を開く。</w:t>
+        <w:t>〔西洞院愛莉さんの原体験・和食への想い〕。乃木坂・南青山に、カウンターを中心とした22席の和食店を開く。</w:t>
       </w:r>
     </w:p>
     <w:p>
@@ -946,7 +972,7 @@
         <w:rPr>
           <w:b w:val="0"/>
         </w:rPr>
-        <w:t>〔愛莉さんの飲食の経歴：勤務先・年数・役職・店長経験・売上規模〕。※公庫審査で最も重視される項目。業界経験6年以上、または店長・管理職の経験を具体的に書く。取締役の京介は〔MTRでの不動産・事業管理の経験〕。</w:t>
+        <w:t>代表取締役 西洞院愛莉：〔APでの飲食の経歴：配属店舗・年数・店長/管理職の経験・売上規模〕。取締役 米山京介：株式会社エー・ピーホールディングス 新規事業開発部。出資者のMTRインベストメントが財務面を支える。※公庫の審査で最も重視される項目。</w:t>
       </w:r>
     </w:p>
     <w:p>
@@ -962,7 +988,7 @@
         <w:rPr>
           <w:b w:val="0"/>
         </w:rPr>
-        <w:t>夜のおまかせコース・一品料理（客単価〔12,000〕円想定）、ワイン90本のセラー、半個室2室（3名・7名）＋4名席で会食需要を取る。</w:t>
+        <w:t>夜のおまかせコース・一品料理（客単価〔12,000〕円想定）、ワイン90本のセラー、半個室2室（3名・7名）と4名席で会食需要を取る。</w:t>
       </w:r>
     </w:p>
     <w:p>
@@ -1042,7 +1068,7 @@
         <w:rPr>
           <w:b w:val="0"/>
         </w:rPr>
-        <w:t>常勤〔　〕名（うち家族0名）、パート〔　〕名</w:t>
+        <w:t>常勤〔　〕名、パート〔　〕名</w:t>
       </w:r>
     </w:p>
     <w:p>
@@ -1074,7 +1100,7 @@
         <w:rPr>
           <w:b w:val="0"/>
         </w:rPr>
-        <w:t>設備資金：内装〔　〕万円（見積書添付）・厨房〔　〕万円（tanico見積）・保証金〔　〕万円・備品〔　〕万円／運転資金：〔　〕万円｜調達：自己資金〔900〕万円・公庫〔2,000〕万円・都制度融資〔1,000〕万円</w:t>
+        <w:t>設備資金：内装〔　〕万円（見積書を添付）・厨房〔　〕万円（tanicoの見積）・保証金〔　〕万円・備品〔　〕万円／運転資金：〔　〕万円｜調達：資本金（MTRの出資）990万円・公庫〔2,000〕万円・都の制度融資〔1,000〕万円・MTRからの借入〔　〕万円</w:t>
       </w:r>
     </w:p>
     <w:p>
@@ -1090,7 +1116,7 @@
         <w:rPr>
           <w:b w:val="0"/>
         </w:rPr>
-        <w:t>標準シナリオ：売上594万円（22席×0.9回転×12,000円×25日）、原価・人件費356万円（FL比率60%）、家賃〔55〕万円、その他89万円 → 利益 約94万円（返済原資として十分）</w:t>
+        <w:t>標準シナリオ：売上594万円（22席×0.9回転×12,000円×25日）、原価・人件費356万円（FL比率60%）、家賃〔55〕万円、その他89万円 → 利益 約94万円</w:t>
       </w:r>
     </w:p>
     <w:sectPr>
@@ -1819,7 +1845,7 @@
       <w:contextualSpacing/>
     </w:pPr>
     <w:rPr>
-      <w:rFonts w:asciiTheme="majorHAnsi" w:eastAsiaTheme="majorEastAsia" w:hAnsiTheme="majorHAnsi" w:cstheme="majorBidi" w:ascii="IPAGothic" w:hAnsi="IPAGothic" w:eastAsia="IPAゴシック"/>
+      <w:rFonts w:asciiTheme="majorHAnsi" w:eastAsiaTheme="majorEastAsia" w:hAnsiTheme="majorHAnsi" w:cstheme="majorBidi"/>
       <w:color w:val="17365D" w:themeColor="text2" w:themeShade="BF"/>
       <w:spacing w:val="5"/>
       <w:kern w:val="28"/>

--- a/docs/minamiaoyama/minamiaoyama-incorporation-drafts.docx
+++ b/docs/minamiaoyama/minamiaoyama-incorporation-drafts.docx
@@ -7,7 +7,7 @@
         <w:rPr>
           <w:b/>
         </w:rPr>
-        <w:t>【ドラフト v2】南青山 和食店 新会社 設立書類一式（2026/09/29 チームA作成）</w:t>
+        <w:t>【ドラフト v3】南青山 和食店 新会社 設立書類一式（2026/09/29 チームA作成）</w:t>
       </w:r>
     </w:p>
     <w:p>
@@ -15,7 +15,7 @@
         <w:rPr>
           <w:b w:val="0"/>
         </w:rPr>
-        <w:t>前提：非公開会社（全株式に譲渡制限）・取締役会なし・取締役2名。発起人（出資者）はMTRインベストメント1社で100%。資本金990万円、9月決算は仮置き。〔　〕の欄は記入が必要です。最終版は司法書士が確認し、電子定款として公証人の認証を受けてください。</w:t>
+        <w:t>前提：非公開会社（全株式に譲渡制限）・取締役会なし・取締役2名。発起人（出資者）はMTRインベストメントともう1名の計2名（比率は調整中）。資本金990万円、9月決算は仮置き。〔　〕の欄は記入が必要です。最終版は司法書士が確認し、電子定款として公証人の認証を受けてください。</w:t>
       </w:r>
     </w:p>
     <w:p>
@@ -570,7 +570,7 @@
         <w:rPr>
           <w:b w:val="0"/>
         </w:rPr>
-        <w:t>発起人の名称、住所、発起人が割当てを受ける設立時発行株式の数及びその払込金額は、次のとおりである。</w:t>
+        <w:t>発起人の氏名又は名称、住所、発起人が割当てを受ける設立時発行株式の数及びその払込金額は、次のとおりである。（※株数の配分は調整中）</w:t>
       </w:r>
     </w:p>
     <w:p>
@@ -586,7 +586,31 @@
         <w:rPr>
           <w:b w:val="0"/>
         </w:rPr>
-        <w:t>発起人　〔株式会社〕MTRインベストメント〔正式商号〕　990株　金9,900,000円</w:t>
+        <w:t>発起人　〔株式会社〕MTRインベストメント〔正式商号〕　〔　〕株　金〔　〕円</w:t>
+      </w:r>
+    </w:p>
+    <w:p>
+      <w:r>
+        <w:rPr>
+          <w:b w:val="0"/>
+        </w:rPr>
+        <w:t>〔発起人Bの住所〕</w:t>
+      </w:r>
+    </w:p>
+    <w:p>
+      <w:r>
+        <w:rPr>
+          <w:b w:val="0"/>
+        </w:rPr>
+        <w:t>発起人　〔発起人Bの氏名又は名称〕　〔　〕株　金〔　〕円</w:t>
+      </w:r>
+    </w:p>
+    <w:p>
+      <w:r>
+        <w:rPr>
+          <w:b w:val="0"/>
+        </w:rPr>
+        <w:t>（合計　990株　金9,900,000円）</w:t>
       </w:r>
     </w:p>
     <w:p>
@@ -625,6 +649,10 @@
         <w:t>発起人　〔株式会社〕MTRインベストメント〔正式商号〕</w:t>
         <w:br/>
         <w:t>代表取締役　〔MTRの代表取締役 氏名〕　㊞（MTRの会社実印）</w:t>
+        <w:br/>
+        <w:t>〔発起人Bの住所〕</w:t>
+        <w:br/>
+        <w:t>発起人　〔発起人Bの氏名又は名称〕　㊞（実印）</w:t>
       </w:r>
     </w:p>
     <w:p>
@@ -762,7 +790,7 @@
         <w:rPr>
           <w:b w:val="0"/>
         </w:rPr>
-        <w:t>※払込先は、発起人（MTR）名義の口座か、発起人から委任を受けた設立時取締役（西洞院愛莉）の個人口座。払込みは定款の作成日（認証日）以降に行う。通帳の表紙、表紙の裏、払込みが記帳されたページの写しを添付する。</w:t>
+        <w:t>※払込先は、発起人代表の名義の口座か、発起人から委任を受けた設立時取締役（西洞院愛莉）の個人口座。払込みは定款の作成日（認証日）以降に行う。通帳の表紙、表紙の裏、払込みが記帳されたページの写しを添付する。</w:t>
       </w:r>
     </w:p>
     <w:p>
@@ -911,7 +939,7 @@
         <w:rPr>
           <w:b w:val="0"/>
         </w:rPr>
-        <w:t>【公証役場（定款認証）】定款（電子定款）／MTRの登記事項証明書と印鑑証明書（発行後3か月以内）／実質的支配者となるべき者の申告書（MTRの議決権の過半数を持つ個人）／司法書士への委任状（MTRの代表者印を押す）</w:t>
+        <w:t>【公証役場（定款認証）】定款（電子定款）／MTRの登記事項証明書と印鑑証明書（発行後3か月以内）／発起人Bの印鑑証明書（法人なら登記事項証明書も）／実質的支配者となるべき者の申告書（MTRの議決権の過半数を持つ個人）／司法書士への委任状（MTRの代表者印を押す）</w:t>
       </w:r>
     </w:p>
     <w:p>
@@ -927,7 +955,7 @@
         <w:rPr>
           <w:b w:val="0"/>
         </w:rPr>
-        <w:t>【社内】AP法務のリーガルチェックとワークフロー申請（兼業・競業）／MTRで出資を決議</w:t>
+        <w:t>【社内】AP法務のリーガルチェックとワークフロー申請（兼業・競業）／MTRで出資を決議／発起人間で株数の配分を合意</w:t>
       </w:r>
     </w:p>
     <w:p>
@@ -1100,7 +1128,7 @@
         <w:rPr>
           <w:b w:val="0"/>
         </w:rPr>
-        <w:t>設備資金：内装〔　〕万円（見積書を添付）・厨房〔　〕万円（tanicoの見積）・保証金〔　〕万円・備品〔　〕万円／運転資金：〔　〕万円｜調達：資本金（MTRの出資）990万円・公庫〔2,000〕万円・都の制度融資〔1,000〕万円・MTRからの借入〔　〕万円</w:t>
+        <w:t>設備資金：内装〔　〕万円（見積書を添付）・厨房〔　〕万円（tanicoの見積）・保証金〔　〕万円・備品〔　〕万円／運転資金：〔　〕万円｜調達：資本金（MTRと発起人Bの出資）990万円・公庫〔2,000〕万円・港区 創業支援融資〔1,000〕万円・MTRからの借入〔　〕万円</w:t>
       </w:r>
     </w:p>
     <w:p>

--- a/docs/minamiaoyama/minamiaoyama-incorporation-drafts.docx
+++ b/docs/minamiaoyama/minamiaoyama-incorporation-drafts.docx
@@ -7,7 +7,7 @@
         <w:rPr>
           <w:b/>
         </w:rPr>
-        <w:t>【ドラフト v3】南青山 和食店 新会社 設立書類一式（2026/09/29 チームA作成）</w:t>
+        <w:t>【ドラフト v4】南青山 和食店 新会社 設立書類一式（2026/09/29 チームA作成）</w:t>
       </w:r>
     </w:p>
     <w:p>
@@ -15,7 +15,7 @@
         <w:rPr>
           <w:b w:val="0"/>
         </w:rPr>
-        <w:t>前提：非公開会社（全株式に譲渡制限）・取締役会なし・取締役2名。発起人（出資者）はMTRインベストメントともう1名の計2名（比率は調整中）。資本金990万円、9月決算は仮置き。〔　〕の欄は記入が必要です。最終版は司法書士が確認し、電子定款として公証人の認証を受けてください。</w:t>
+        <w:t>前提：非公開会社（全株式に譲渡制限）・取締役会なし。取締役は2名で作成（補助金を狙う場合は、西洞院愛莉さん1名にする案①があるので、確定したら第22条・就任承諾書・登記事項を直す）。発起人（出資者）はMTRインベストメントともう1名の計2名（比率は調整中）。資本金990万円、9月決算は仮置き。〔　〕の欄は記入が必要です。最終版は司法書士が確認し、電子定款として公証人の認証を受けてください。</w:t>
       </w:r>
     </w:p>
     <w:p>
@@ -1000,7 +1000,7 @@
         <w:rPr>
           <w:b w:val="0"/>
         </w:rPr>
-        <w:t>代表取締役 西洞院愛莉：〔APでの飲食の経歴：配属店舗・年数・店長/管理職の経験・売上規模〕。取締役 米山京介：株式会社エー・ピーホールディングス 新規事業開発部。出資者のMTRインベストメントが財務面を支える。※公庫の審査で最も重視される項目。</w:t>
+        <w:t>代表取締役 西洞院愛莉：初めての起業。〔飲食店での勤務経験：店名・年数・役割・任された範囲（仕込み・接客・発注・シフト管理など）〕。〔料理長・店長候補の経歴〕で経験を補う。出資者のMTRインベストメントが財務・管理面を支える（米山京介が担当）。※公庫の審査で最も重視される項目。</w:t>
       </w:r>
     </w:p>
     <w:p>

--- a/docs/minamiaoyama/minamiaoyama-incorporation-drafts.docx
+++ b/docs/minamiaoyama/minamiaoyama-incorporation-drafts.docx
@@ -7,7 +7,7 @@
         <w:rPr>
           <w:b/>
         </w:rPr>
-        <w:t>【ドラフト v4】南青山 和食店 新会社 設立書類一式（2026/09/29 チームA作成）</w:t>
+        <w:t>【ドラフト v5】南青山 和食店 新会社 設立書類一式（2026/09/29 チームA作成）</w:t>
       </w:r>
     </w:p>
     <w:p>
@@ -15,7 +15,7 @@
         <w:rPr>
           <w:b w:val="0"/>
         </w:rPr>
-        <w:t>前提：非公開会社（全株式に譲渡制限）・取締役会なし。取締役は2名で作成（補助金を狙う場合は、西洞院愛莉さん1名にする案①があるので、確定したら第22条・就任承諾書・登記事項を直す）。発起人（出資者）はMTRインベストメントともう1名の計2名（比率は調整中）。資本金990万円、9月決算は仮置き。〔　〕の欄は記入が必要です。最終版は司法書士が確認し、電子定款として公証人の認証を受けてください。</w:t>
+        <w:t>前提：非公開会社（全株式に譲渡制限）・取締役会なし。取締役は2名で作成（補助金を狙う場合は、西洞院愛莉さん1名にする案①があるので、確定したら第22条・就任承諾書・登記事項を直す）。発起人（出資者）はMTRインベストメントと仁科仁美さん（個人）の2名。出資額は調整中で、MTR70%・仁科30%で仮置き。資本金990万円、9月決算は仮置き。〔　〕の欄は記入が必要です。最終版は司法書士が確認し、電子定款として公証人の認証を受けてください。</w:t>
       </w:r>
     </w:p>
     <w:p>
@@ -570,7 +570,7 @@
         <w:rPr>
           <w:b w:val="0"/>
         </w:rPr>
-        <w:t>発起人の氏名又は名称、住所、発起人が割当てを受ける設立時発行株式の数及びその払込金額は、次のとおりである。（※株数の配分は調整中）</w:t>
+        <w:t>発起人の氏名又は名称、住所、発起人が割当てを受ける設立時発行株式の数及びその払込金額は、次のとおりである。（※出資額は調整中。MTR70%・仁科30%で仮置き）</w:t>
       </w:r>
     </w:p>
     <w:p>
@@ -586,7 +586,7 @@
         <w:rPr>
           <w:b w:val="0"/>
         </w:rPr>
-        <w:t>発起人　〔株式会社〕MTRインベストメント〔正式商号〕　〔　〕株　金〔　〕円</w:t>
+        <w:t>発起人　〔株式会社〕MTRインベストメント〔正式商号〕　〔693〕株　金〔6,930,000〕円</w:t>
       </w:r>
     </w:p>
     <w:p>
@@ -594,7 +594,7 @@
         <w:rPr>
           <w:b w:val="0"/>
         </w:rPr>
-        <w:t>〔発起人Bの住所〕</w:t>
+        <w:t>〔仁科仁美さんの住所（印鑑証明書どおり）〕</w:t>
       </w:r>
     </w:p>
     <w:p>
@@ -602,7 +602,7 @@
         <w:rPr>
           <w:b w:val="0"/>
         </w:rPr>
-        <w:t>発起人　〔発起人Bの氏名又は名称〕　〔　〕株　金〔　〕円</w:t>
+        <w:t>発起人　仁科 仁美　〔297〕株　金〔2,970,000〕円</w:t>
       </w:r>
     </w:p>
     <w:p>
@@ -650,9 +650,9 @@
         <w:br/>
         <w:t>代表取締役　〔MTRの代表取締役 氏名〕　㊞（MTRの会社実印）</w:t>
         <w:br/>
-        <w:t>〔発起人Bの住所〕</w:t>
+        <w:t>〔仁科仁美さんの住所〕</w:t>
         <w:br/>
-        <w:t>発起人　〔発起人Bの氏名又は名称〕　㊞（実印）</w:t>
+        <w:t>発起人　仁科 仁美　㊞（個人の実印）</w:t>
       </w:r>
     </w:p>
     <w:p>
@@ -939,7 +939,7 @@
         <w:rPr>
           <w:b w:val="0"/>
         </w:rPr>
-        <w:t>【公証役場（定款認証）】定款（電子定款）／MTRの登記事項証明書と印鑑証明書（発行後3か月以内）／発起人Bの印鑑証明書（法人なら登記事項証明書も）／実質的支配者となるべき者の申告書（MTRの議決権の過半数を持つ個人）／司法書士への委任状（MTRの代表者印を押す）</w:t>
+        <w:t>【公証役場（定款認証）】定款（電子定款）／MTRの登記事項証明書と印鑑証明書（発行後3か月以内）／仁科仁美さんの個人の印鑑証明書（発行後3か月以内）／実質的支配者となるべき者の申告書（MTRの議決権の過半数を持つ個人）／司法書士への委任状（MTRの代表者印を押す）</w:t>
       </w:r>
     </w:p>
     <w:p>
@@ -1128,7 +1128,7 @@
         <w:rPr>
           <w:b w:val="0"/>
         </w:rPr>
-        <w:t>設備資金：内装〔　〕万円（見積書を添付）・厨房〔　〕万円（tanicoの見積）・保証金〔　〕万円・備品〔　〕万円／運転資金：〔　〕万円｜調達：資本金（MTRと発起人Bの出資）990万円・公庫〔2,000〕万円・港区 創業支援融資〔1,000〕万円・MTRからの借入〔　〕万円</w:t>
+        <w:t>設備資金：内装〔　〕万円（見積書を添付）・厨房〔　〕万円（tanicoの見積）・保証金〔　〕万円・備品〔　〕万円／運転資金：〔　〕万円｜調達：資本金（MTRと仁科仁美さんの出資）990万円・公庫〔2,000〕万円・港区 創業支援融資〔1,000〕万円・MTRからの借入〔　〕万円</w:t>
       </w:r>
     </w:p>
     <w:p>

--- a/docs/minamiaoyama/minamiaoyama-incorporation-drafts.docx
+++ b/docs/minamiaoyama/minamiaoyama-incorporation-drafts.docx
@@ -7,7 +7,7 @@
         <w:rPr>
           <w:b/>
         </w:rPr>
-        <w:t>【ドラフト v5】南青山 和食店 新会社 設立書類一式（2026/09/29 チームA作成）</w:t>
+        <w:t>【ドラフト v6】南青山 和食店 新会社 設立書類一式（2026/09/29 チームA作成）</w:t>
       </w:r>
     </w:p>
     <w:p>
@@ -15,7 +15,7 @@
         <w:rPr>
           <w:b w:val="0"/>
         </w:rPr>
-        <w:t>前提：非公開会社（全株式に譲渡制限）・取締役会なし。取締役は2名で作成（補助金を狙う場合は、西洞院愛莉さん1名にする案①があるので、確定したら第22条・就任承諾書・登記事項を直す）。発起人（出資者）はMTRインベストメントと仁科仁美さん（個人）の2名。出資額は調整中で、MTR70%・仁科30%で仮置き。資本金990万円、9月決算は仮置き。〔　〕の欄は記入が必要です。最終版は司法書士が確認し、電子定款として公証人の認証を受けてください。</w:t>
+        <w:t>前提：非公開会社（全株式に譲渡制限）・取締役会なし。取締役は2名で作成（補助金を狙う場合は、西洞院愛莉さん1名にする案①があるので、確定したら第22条・就任承諾書・登記事項を直す）。発起人（出資者）はMTRインベストメントと仁科仁美さん（個人）の2名。出資額は調整中で、MTR70%・仁科30%で仮置き。資本金990万円、10月決算は仮置き。設立は11/16頃（特定創業支援の証明書を取ってから）を予定。〔　〕の欄は記入が必要です。最終版は司法書士が確認し、電子定款として公証人の認証を受けてください。</w:t>
       </w:r>
     </w:p>
     <w:p>
@@ -426,7 +426,7 @@
         <w:rPr>
           <w:b w:val="0"/>
         </w:rPr>
-        <w:t>当会社の事業年度は、毎年〔10〕月1日から翌年〔9〕月末日までの年1期とする。（※決算月は未定。9月は仮置き）</w:t>
+        <w:t>当会社の事業年度は、毎年〔11〕月1日から翌年〔10〕月末日までの年1期とする。（※決算月は未定。10月は仮置き）</w:t>
       </w:r>
     </w:p>
     <w:p>
@@ -554,7 +554,7 @@
         <w:rPr>
           <w:b w:val="0"/>
         </w:rPr>
-        <w:t>当会社の最初の事業年度は、当会社成立の日から〔2027〕年〔9〕月〔30〕日までとする。</w:t>
+        <w:t>当会社の最初の事業年度は、当会社成立の日から〔2027〕年〔10〕月〔31〕日までとする。</w:t>
       </w:r>
     </w:p>
     <w:p>
@@ -642,7 +642,7 @@
         <w:rPr>
           <w:b w:val="0"/>
         </w:rPr>
-        <w:t>〔2026〕年〔10〕月〔　〕日</w:t>
+        <w:t>〔2026〕年〔11〕月〔　〕日</w:t>
         <w:br/>
         <w:t>〔MTRの本店所在地〕</w:t>
         <w:br/>
@@ -676,7 +676,7 @@
         <w:rPr>
           <w:b w:val="0"/>
         </w:rPr>
-        <w:t>私は、〔2026〕年〔10〕月〔　〕日、貴社の設立時取締役及び設立時代表取締役に選任されたので、その就任を承諾します。</w:t>
+        <w:t>私は、〔2026〕年〔11〕月〔　〕日、貴社の設立時取締役及び設立時代表取締役に選任されたので、その就任を承諾します。</w:t>
       </w:r>
     </w:p>
     <w:p>
@@ -684,7 +684,7 @@
         <w:rPr>
           <w:b w:val="0"/>
         </w:rPr>
-        <w:t>〔2026〕年〔10〕月〔　〕日</w:t>
+        <w:t>〔2026〕年〔11〕月〔　〕日</w:t>
         <w:br/>
         <w:t>住所　〔西洞院愛莉さんの住所（印鑑証明書どおり）〕</w:t>
         <w:br/>
@@ -720,7 +720,7 @@
         <w:rPr>
           <w:b w:val="0"/>
         </w:rPr>
-        <w:t>私は、〔2026〕年〔10〕月〔　〕日、貴社の設立時取締役に選任されたので、その就任を承諾します。</w:t>
+        <w:t>私は、〔2026〕年〔11〕月〔　〕日、貴社の設立時取締役に選任されたので、その就任を承諾します。</w:t>
       </w:r>
     </w:p>
     <w:p>
@@ -728,7 +728,7 @@
         <w:rPr>
           <w:b w:val="0"/>
         </w:rPr>
-        <w:t>〔2026〕年〔10〕月〔　〕日</w:t>
+        <w:t>〔2026〕年〔11〕月〔　〕日</w:t>
         <w:br/>
         <w:t>住所　〔米山京介の住所（印鑑証明書どおり・受領済み）〕</w:t>
         <w:br/>
@@ -778,7 +778,7 @@
         <w:rPr>
           <w:b w:val="0"/>
         </w:rPr>
-        <w:t>〔2026〕年〔10〕月〔　〕日</w:t>
+        <w:t>〔2026〕年〔11〕月〔　〕日</w:t>
         <w:br/>
         <w:t>株式会社〇〇〇〇（商号未定）</w:t>
         <w:br/>
@@ -907,7 +907,7 @@
         <w:rPr>
           <w:b w:val="0"/>
         </w:rPr>
-        <w:t>登録免許税：15万円（資本金の0.7%が最低額15万円を下回るため）。登記申請日の目標：2026年10月16日（12/1の工事発注に融資を間に合わせるため）。</w:t>
+        <w:t>登録免許税：7.5万円（港区の特定創業支援等事業の証明書を申請書に添付した場合。添付しなければ最低額の15万円）。登記申請日の目標：2026年11月16日頃（春オープン・工事発注は2027年1月中旬）。</w:t>
       </w:r>
     </w:p>
     <w:p>

--- a/docs/minamiaoyama/minamiaoyama-incorporation-drafts.docx
+++ b/docs/minamiaoyama/minamiaoyama-incorporation-drafts.docx
@@ -7,7 +7,7 @@
         <w:rPr>
           <w:b/>
         </w:rPr>
-        <w:t>【ドラフト v6】南青山 和食店 新会社 設立書類一式（2026/09/29 チームA作成）</w:t>
+        <w:t>【ドラフト v7】南青山 和食店 新会社 設立書類一式（2026/09/29 チームA作成）</w:t>
       </w:r>
     </w:p>
     <w:p>
@@ -15,7 +15,7 @@
         <w:rPr>
           <w:b w:val="0"/>
         </w:rPr>
-        <w:t>前提：非公開会社（全株式に譲渡制限）・取締役会なし。取締役は2名で作成（補助金を狙う場合は、西洞院愛莉さん1名にする案①があるので、確定したら第22条・就任承諾書・登記事項を直す）。発起人（出資者）はMTRインベストメントと仁科仁美さん（個人）の2名。出資額は調整中で、MTR70%・仁科30%で仮置き。資本金990万円、10月決算は仮置き。設立は11/16頃（特定創業支援の証明書を取ってから）を予定。〔　〕の欄は記入が必要です。最終版は司法書士が確認し、電子定款として公証人の認証を受けてください。</w:t>
+        <w:t>前提：非公開会社（全株式に譲渡制限）・取締役会なし。取締役は西洞院愛莉・米山京介の2名で確定。発起人（出資者）はMTRインベストメントと仁科仁美さん（個人）の2名。出資額は調整中で、MTR70%・仁科30%で仮置き。資本金990万円、10月決算は仮置き。設立は11/16頃（特定創業支援の証明書を取ってから）を予定。〔　〕の欄は記入が必要です。最終版は司法書士が確認し、電子定款として公証人の認証を受けてください。</w:t>
       </w:r>
     </w:p>
     <w:p>
